--- a/docs/entrega/ERS_KYNEX_V2.docx
+++ b/docs/entrega/ERS_KYNEX_V2.docx
@@ -2072,6 +2072,421 @@
         <w:t>Una versión productiva requerirá autenticación y autorización en servidor, persistencia centralizada, procesamiento de pagos, envío de mensajes y gestión transaccional de pedidos. Estas capacidades se mantienen como evolución posterior al alcance Front End de la versión 2.</w:t>
       </w:r>
     </w:p>
+    <w:p>
+      <w:pPr>
+        <w:pStyle w:val="Heading1"/>
+        <w:pageBreakBefore/>
+      </w:pPr>
+      <w:r>
+        <w:t>Retiro de la versión anterior</w:t>
+      </w:r>
+    </w:p>
+    <w:p>
+      <w:r>
+        <w:t>La depuración de KYNEX eliminó 51 archivos de la implementación previa que ya habían sido reemplazados por React. La medida consolida una única implementación vigente y reduce la duplicación de pantallas, estilos y reglas de negocio.</w:t>
+      </w:r>
+    </w:p>
+    <w:tbl>
+      <w:tblPr>
+        <w:tblW w:type="auto" w:w="0"/>
+        <w:tblLayout w:type="fixed"/>
+        <w:tblLook w:firstColumn="1" w:firstRow="1" w:lastColumn="0" w:lastRow="0" w:noHBand="0" w:noVBand="1" w:val="04A0"/>
+        <w:tblBorders>
+          <w:top w:val="single" w:sz="4" w:color="D9D9D9"/>
+          <w:left w:val="single" w:sz="4" w:color="D9D9D9"/>
+          <w:bottom w:val="single" w:sz="4" w:color="D9D9D9"/>
+          <w:right w:val="single" w:sz="4" w:color="D9D9D9"/>
+          <w:insideH w:val="single" w:sz="4" w:color="D9D9D9"/>
+          <w:insideV w:val="single" w:sz="4" w:color="D9D9D9"/>
+        </w:tblBorders>
+      </w:tblPr>
+      <w:tblGrid>
+        <w:gridCol w:w="2376"/>
+        <w:gridCol w:w="1080"/>
+        <w:gridCol w:w="6624"/>
+      </w:tblGrid>
+      <w:tr>
+        <w:trPr>
+          <w:cantSplit/>
+          <w:tblHeader/>
+        </w:trPr>
+        <w:tc>
+          <w:tcPr>
+            <w:tcW w:type="dxa" w:w="2376"/>
+            <w:vAlign w:val="center"/>
+            <w:shd w:fill="333333"/>
+            <w:tcMar>
+              <w:top w:w="95" w:type="dxa"/>
+              <w:bottom w:w="95" w:type="dxa"/>
+              <w:left w:w="95" w:type="dxa"/>
+              <w:right w:w="95" w:type="dxa"/>
+            </w:tcMar>
+          </w:tcPr>
+          <w:p>
+            <w:pPr>
+              <w:spacing w:before="40" w:after="40" w:line="245" w:lineRule="auto"/>
+            </w:pPr>
+            <w:r>
+              <w:rPr>
+                <w:b/>
+                <w:color w:val="FFFFFF"/>
+                <w:sz w:val="21"/>
+              </w:rPr>
+              <w:t>Elemento retirado</w:t>
+            </w:r>
+          </w:p>
+        </w:tc>
+        <w:tc>
+          <w:tcPr>
+            <w:tcW w:type="dxa" w:w="1080"/>
+            <w:vAlign w:val="center"/>
+            <w:shd w:fill="333333"/>
+            <w:tcMar>
+              <w:top w:w="95" w:type="dxa"/>
+              <w:bottom w:w="95" w:type="dxa"/>
+              <w:left w:w="95" w:type="dxa"/>
+              <w:right w:w="95" w:type="dxa"/>
+            </w:tcMar>
+          </w:tcPr>
+          <w:p>
+            <w:pPr>
+              <w:spacing w:before="40" w:after="40" w:line="245" w:lineRule="auto"/>
+              <w:jc w:val="center"/>
+            </w:pPr>
+            <w:r>
+              <w:rPr>
+                <w:b/>
+                <w:color w:val="FFFFFF"/>
+                <w:sz w:val="21"/>
+              </w:rPr>
+              <w:t>Cantidad</w:t>
+            </w:r>
+          </w:p>
+        </w:tc>
+        <w:tc>
+          <w:tcPr>
+            <w:tcW w:type="dxa" w:w="6624"/>
+            <w:vAlign w:val="center"/>
+            <w:shd w:fill="333333"/>
+            <w:tcMar>
+              <w:top w:w="95" w:type="dxa"/>
+              <w:bottom w:w="95" w:type="dxa"/>
+              <w:left w:w="95" w:type="dxa"/>
+              <w:right w:w="95" w:type="dxa"/>
+            </w:tcMar>
+          </w:tcPr>
+          <w:p>
+            <w:pPr>
+              <w:spacing w:before="40" w:after="40" w:line="245" w:lineRule="auto"/>
+            </w:pPr>
+            <w:r>
+              <w:rPr>
+                <w:b/>
+                <w:color w:val="FFFFFF"/>
+                <w:sz w:val="21"/>
+              </w:rPr>
+              <w:t>Reemplazo vigente</w:t>
+            </w:r>
+          </w:p>
+        </w:tc>
+      </w:tr>
+      <w:tr>
+        <w:trPr>
+          <w:cantSplit/>
+        </w:trPr>
+        <w:tc>
+          <w:tcPr>
+            <w:tcW w:type="dxa" w:w="2376"/>
+            <w:vAlign w:val="center"/>
+            <w:shd w:fill="FFFFFF"/>
+            <w:tcMar>
+              <w:top w:w="95" w:type="dxa"/>
+              <w:bottom w:w="95" w:type="dxa"/>
+              <w:left w:w="95" w:type="dxa"/>
+              <w:right w:w="95" w:type="dxa"/>
+            </w:tcMar>
+          </w:tcPr>
+          <w:p>
+            <w:pPr>
+              <w:spacing w:before="40" w:after="40" w:line="245" w:lineRule="auto"/>
+            </w:pPr>
+            <w:r>
+              <w:rPr>
+                <w:b w:val="0"/>
+                <w:color w:val="000000"/>
+                <w:sz w:val="21"/>
+              </w:rPr>
+              <w:t>Pantallas HTML</w:t>
+            </w:r>
+          </w:p>
+        </w:tc>
+        <w:tc>
+          <w:tcPr>
+            <w:tcW w:type="dxa" w:w="1080"/>
+            <w:vAlign w:val="center"/>
+            <w:shd w:fill="FFFFFF"/>
+            <w:tcMar>
+              <w:top w:w="95" w:type="dxa"/>
+              <w:bottom w:w="95" w:type="dxa"/>
+              <w:left w:w="95" w:type="dxa"/>
+              <w:right w:w="95" w:type="dxa"/>
+            </w:tcMar>
+          </w:tcPr>
+          <w:p>
+            <w:pPr>
+              <w:spacing w:before="40" w:after="40" w:line="245" w:lineRule="auto"/>
+              <w:jc w:val="center"/>
+            </w:pPr>
+            <w:r>
+              <w:rPr>
+                <w:b w:val="0"/>
+                <w:color w:val="000000"/>
+                <w:sz w:val="21"/>
+              </w:rPr>
+              <w:t>19</w:t>
+            </w:r>
+          </w:p>
+        </w:tc>
+        <w:tc>
+          <w:tcPr>
+            <w:tcW w:type="dxa" w:w="6624"/>
+            <w:vAlign w:val="center"/>
+            <w:shd w:fill="FFFFFF"/>
+            <w:tcMar>
+              <w:top w:w="95" w:type="dxa"/>
+              <w:bottom w:w="95" w:type="dxa"/>
+              <w:left w:w="95" w:type="dxa"/>
+              <w:right w:w="95" w:type="dxa"/>
+            </w:tcMar>
+          </w:tcPr>
+          <w:p>
+            <w:pPr>
+              <w:spacing w:before="40" w:after="40" w:line="245" w:lineRule="auto"/>
+            </w:pPr>
+            <w:r>
+              <w:rPr>
+                <w:b w:val="0"/>
+                <w:color w:val="000000"/>
+                <w:sz w:val="21"/>
+              </w:rPr>
+              <w:t>Páginas React y navegación con React Router; plantillas públicas y administrativas compartidas.</w:t>
+            </w:r>
+          </w:p>
+        </w:tc>
+      </w:tr>
+      <w:tr>
+        <w:trPr>
+          <w:cantSplit/>
+        </w:trPr>
+        <w:tc>
+          <w:tcPr>
+            <w:tcW w:type="dxa" w:w="2376"/>
+            <w:vAlign w:val="center"/>
+            <w:shd w:fill="F3F3F3"/>
+            <w:tcMar>
+              <w:top w:w="95" w:type="dxa"/>
+              <w:bottom w:w="95" w:type="dxa"/>
+              <w:left w:w="95" w:type="dxa"/>
+              <w:right w:w="95" w:type="dxa"/>
+            </w:tcMar>
+          </w:tcPr>
+          <w:p>
+            <w:pPr>
+              <w:spacing w:before="40" w:after="40" w:line="245" w:lineRule="auto"/>
+            </w:pPr>
+            <w:r>
+              <w:rPr>
+                <w:b w:val="0"/>
+                <w:color w:val="000000"/>
+                <w:sz w:val="21"/>
+              </w:rPr>
+              <w:t>Hojas de estilo CSS</w:t>
+            </w:r>
+          </w:p>
+        </w:tc>
+        <w:tc>
+          <w:tcPr>
+            <w:tcW w:type="dxa" w:w="1080"/>
+            <w:vAlign w:val="center"/>
+            <w:shd w:fill="F3F3F3"/>
+            <w:tcMar>
+              <w:top w:w="95" w:type="dxa"/>
+              <w:bottom w:w="95" w:type="dxa"/>
+              <w:left w:w="95" w:type="dxa"/>
+              <w:right w:w="95" w:type="dxa"/>
+            </w:tcMar>
+          </w:tcPr>
+          <w:p>
+            <w:pPr>
+              <w:spacing w:before="40" w:after="40" w:line="245" w:lineRule="auto"/>
+              <w:jc w:val="center"/>
+            </w:pPr>
+            <w:r>
+              <w:rPr>
+                <w:b w:val="0"/>
+                <w:color w:val="000000"/>
+                <w:sz w:val="21"/>
+              </w:rPr>
+              <w:t>7</w:t>
+            </w:r>
+          </w:p>
+        </w:tc>
+        <w:tc>
+          <w:tcPr>
+            <w:tcW w:type="dxa" w:w="6624"/>
+            <w:vAlign w:val="center"/>
+            <w:shd w:fill="F3F3F3"/>
+            <w:tcMar>
+              <w:top w:w="95" w:type="dxa"/>
+              <w:bottom w:w="95" w:type="dxa"/>
+              <w:left w:w="95" w:type="dxa"/>
+              <w:right w:w="95" w:type="dxa"/>
+            </w:tcMar>
+          </w:tcPr>
+          <w:p>
+            <w:pPr>
+              <w:spacing w:before="40" w:after="40" w:line="245" w:lineRule="auto"/>
+            </w:pPr>
+            <w:r>
+              <w:rPr>
+                <w:b w:val="0"/>
+                <w:color w:val="000000"/>
+                <w:sz w:val="21"/>
+              </w:rPr>
+              <w:t>Estilos de la aplicación React y Bootstrap, manteniendo la identidad visual KYNEX.</w:t>
+            </w:r>
+          </w:p>
+        </w:tc>
+      </w:tr>
+      <w:tr>
+        <w:trPr>
+          <w:cantSplit/>
+        </w:trPr>
+        <w:tc>
+          <w:tcPr>
+            <w:tcW w:type="dxa" w:w="2376"/>
+            <w:vAlign w:val="center"/>
+            <w:shd w:fill="FFFFFF"/>
+            <w:tcMar>
+              <w:top w:w="95" w:type="dxa"/>
+              <w:bottom w:w="95" w:type="dxa"/>
+              <w:left w:w="95" w:type="dxa"/>
+              <w:right w:w="95" w:type="dxa"/>
+            </w:tcMar>
+          </w:tcPr>
+          <w:p>
+            <w:pPr>
+              <w:spacing w:before="40" w:after="40" w:line="245" w:lineRule="auto"/>
+            </w:pPr>
+            <w:r>
+              <w:rPr>
+                <w:b w:val="0"/>
+                <w:color w:val="000000"/>
+                <w:sz w:val="21"/>
+              </w:rPr>
+              <w:t>Módulos JavaScript</w:t>
+            </w:r>
+          </w:p>
+        </w:tc>
+        <w:tc>
+          <w:tcPr>
+            <w:tcW w:type="dxa" w:w="1080"/>
+            <w:vAlign w:val="center"/>
+            <w:shd w:fill="FFFFFF"/>
+            <w:tcMar>
+              <w:top w:w="95" w:type="dxa"/>
+              <w:bottom w:w="95" w:type="dxa"/>
+              <w:left w:w="95" w:type="dxa"/>
+              <w:right w:w="95" w:type="dxa"/>
+            </w:tcMar>
+          </w:tcPr>
+          <w:p>
+            <w:pPr>
+              <w:spacing w:before="40" w:after="40" w:line="245" w:lineRule="auto"/>
+              <w:jc w:val="center"/>
+            </w:pPr>
+            <w:r>
+              <w:rPr>
+                <w:b w:val="0"/>
+                <w:color w:val="000000"/>
+                <w:sz w:val="21"/>
+              </w:rPr>
+              <w:t>25</w:t>
+            </w:r>
+          </w:p>
+        </w:tc>
+        <w:tc>
+          <w:tcPr>
+            <w:tcW w:type="dxa" w:w="6624"/>
+            <w:vAlign w:val="center"/>
+            <w:shd w:fill="FFFFFF"/>
+            <w:tcMar>
+              <w:top w:w="95" w:type="dxa"/>
+              <w:bottom w:w="95" w:type="dxa"/>
+              <w:left w:w="95" w:type="dxa"/>
+              <w:right w:w="95" w:type="dxa"/>
+            </w:tcMar>
+          </w:tcPr>
+          <w:p>
+            <w:pPr>
+              <w:spacing w:before="40" w:after="40" w:line="245" w:lineRule="auto"/>
+            </w:pPr>
+            <w:r>
+              <w:rPr>
+                <w:b w:val="0"/>
+                <w:color w:val="000000"/>
+                <w:sz w:val="21"/>
+              </w:rPr>
+              <w:t>Componentes, estado compartido, hooks, servicios, validaciones y datos del catálogo React.</w:t>
+            </w:r>
+          </w:p>
+        </w:tc>
+      </w:tr>
+    </w:tbl>
+    <w:p>
+      <w:pPr>
+        <w:pStyle w:val="Heading2"/>
+      </w:pPr>
+      <w:r>
+        <w:t>Alcance de la sustitución</w:t>
+      </w:r>
+    </w:p>
+    <w:p>
+      <w:r>
+        <w:t>Las pantallas retiradas corresponden a tienda, usuarios, contenido, entrenamiento y administración. Sus funciones continúan disponibles en las páginas React. La portada anterior ya había sido sustituida por HomePage durante la migración y no forma parte de los 19 HTML retirados en esta depuración.</w:t>
+      </w:r>
+    </w:p>
+    <w:p>
+      <w:pPr>
+        <w:pStyle w:val="Heading2"/>
+      </w:pPr>
+      <w:r>
+        <w:t>Elementos conservados</w:t>
+      </w:r>
+    </w:p>
+    <w:p>
+      <w:r>
+        <w:t>La aplicación mantiene su entrada HTML, necesaria para montar React, y las 19 imágenes utilizadas por el catálogo, el contenido y el entrenamiento. Se conservan los componentes, los estilos vigentes, los datos operativos y las reglas de persistencia.</w:t>
+      </w:r>
+    </w:p>
+    <w:p>
+      <w:pPr>
+        <w:pStyle w:val="Heading2"/>
+      </w:pPr>
+      <w:r>
+        <w:t>Continuidad y verificación</w:t>
+      </w:r>
+    </w:p>
+    <w:p>
+      <w:r>
+        <w:t>La prueba de paridad del catálogo conserva los seis productos originales como datos históricos independientes y exclusivos de testing. Esta referencia sustituye la dependencia de la prueba respecto del módulo antiguo y mantiene la comparación de todos sus campos.</w:t>
+      </w:r>
+    </w:p>
+    <w:p>
+      <w:r>
+        <w:t>La ejecución posterior aprobó las 597 pruebas. La compilación de producción generó 24 archivos idénticos a los anteriores, verificados byte a byte. El retiro no cambia el alcance funcional ni las condiciones de aceptación pendientes. La implementación anterior permanece recuperable en el historial Git.</w:t>
+      </w:r>
+    </w:p>
     <w:sectPr>
       <w:footerReference w:type="default" r:id="rId9"/>
       <w:pgSz w:w="12240" w:h="15840"/>
